--- a/materialien/Welt2_Rangliste/2_Arbeitsblaetter/AQ_W2_AB2_Sortieren.docx
+++ b/materialien/Welt2_Rangliste/2_Arbeitsblaetter/AQ_W2_AB2_Sortieren.docx
@@ -4893,6 +4893,15 @@
                     </w:rPr>
                     <w:t xml:space="preserve">        }</w:t>
                   </w:r>
+                  <w:r>
+                    <w:rPr>
+                      <w:rFonts w:ascii="Consolas" w:cs="Consolas" w:eastAsia="Consolas" w:hAnsi="Consolas"/>
+                      <w:color w:val="5F7F5F"/>
+                      <w:sz w:val="18"/>
+                      <w:szCs w:val="18"/>
+                    </w:rPr>
+                    <w:t xml:space="preserve">   // → Tabellenzeile</w:t>
+                  </w:r>
                 </w:p>
                 <w:p>
                   <w:pPr>
@@ -6628,6 +6637,15 @@
                     </w:rPr>
                     <w:t xml:space="preserve">        }</w:t>
                   </w:r>
+                  <w:r>
+                    <w:rPr>
+                      <w:rFonts w:ascii="Consolas" w:cs="Consolas" w:eastAsia="Consolas" w:hAnsi="Consolas"/>
+                      <w:color w:val="5F7F5F"/>
+                      <w:sz w:val="18"/>
+                      <w:szCs w:val="18"/>
+                    </w:rPr>
+                    <w:t xml:space="preserve">   // → Tabellenzeile</w:t>
+                  </w:r>
                 </w:p>
                 <w:p>
                   <w:pPr>
@@ -8379,6 +8397,15 @@
                       <w:szCs w:val="18"/>
                     </w:rPr>
                     <w:t xml:space="preserve">        }</w:t>
+                  </w:r>
+                  <w:r>
+                    <w:rPr>
+                      <w:rFonts w:ascii="Consolas" w:cs="Consolas" w:eastAsia="Consolas" w:hAnsi="Consolas"/>
+                      <w:color w:val="5F7F5F"/>
+                      <w:sz w:val="18"/>
+                      <w:szCs w:val="18"/>
+                    </w:rPr>
+                    <w:t xml:space="preserve">   // → Tabellenzeile</w:t>
                   </w:r>
                 </w:p>
                 <w:p>
@@ -8929,7 +8956,7 @@
                 <w:sz w:val="22"/>
                 <w:szCs w:val="22"/>
               </w:rPr>
-              <w:t xml:space="preserve">Selectionsort (Infoteil 2):</w:t>
+              <w:t xml:space="preserve">Selectionsort (Infoteil 2) – eine Zeile an der mit „// → Tabellenzeile“ markierten Stelle:</w:t>
             </w:r>
           </w:p>
         </w:tc>
@@ -10173,7 +10200,7 @@
                 <w:sz w:val="22"/>
                 <w:szCs w:val="22"/>
               </w:rPr>
-              <w:t xml:space="preserve">Insertionsort (Infoteil 3):</w:t>
+              <w:t xml:space="preserve">Insertionsort (Infoteil 3) – eine Zeile an der mit „// → Tabellenzeile“ markierten Stelle:</w:t>
             </w:r>
           </w:p>
         </w:tc>
@@ -11437,7 +11464,7 @@
                 <w:sz w:val="22"/>
                 <w:szCs w:val="22"/>
               </w:rPr>
-              <w:t xml:space="preserve"> (Struktogramm Infoteil 4):</w:t>
+              <w:t xml:space="preserve"> (Struktogramm Infoteil 4) – Zeile je Durchlauf:</w:t>
             </w:r>
           </w:p>
         </w:tc>

--- a/materialien/Welt2_Rangliste/2_Arbeitsblaetter/AQ_W2_AB2_Sortieren.docx
+++ b/materialien/Welt2_Rangliste/2_Arbeitsblaetter/AQ_W2_AB2_Sortieren.docx
@@ -122,6 +122,31 @@
                 <w:szCs w:val="20"/>
               </w:rPr>
               <w:t xml:space="preserve">   ·   Material: je Team 8 Spielkarten</w:t>
+            </w:r>
+          </w:p>
+          <w:p>
+            <w:pPr>
+              <w:spacing w:after="0"/>
+            </w:pPr>
+            <w:r>
+              <w:rPr>
+                <w:rFonts w:ascii="Calibri" w:cs="Calibri" w:eastAsia="Calibri" w:hAnsi="Calibri"/>
+                <w:b/>
+                <w:bCs/>
+                <w:sz w:val="20"/>
+                <w:szCs w:val="20"/>
+                <w:color w:val="548235"/>
+              </w:rPr>
+              <w:t xml:space="preserve">Niveau (KC 2017):</w:t>
+            </w:r>
+            <w:r>
+              <w:rPr>
+                <w:rFonts w:ascii="Calibri" w:cs="Calibri" w:eastAsia="Calibri" w:hAnsi="Calibri"/>
+                <w:sz w:val="20"/>
+                <w:szCs w:val="20"/>
+                <w:color w:val="548235"/>
+              </w:rPr>
+              <w:t xml:space="preserve"> Grund- und Leistungskurs (gA und eA)</w:t>
             </w:r>
           </w:p>
         </w:tc>
